--- a/fuentes/CF1_63310037_AD.docx
+++ b/fuentes/CF1_63310037_AD.docx
@@ -615,8 +615,6 @@
               </w:rPr>
               <w:t>.</w:t>
             </w:r>
-            <w:bookmarkStart w:id="0" w:name="_GoBack"/>
-            <w:bookmarkEnd w:id="0"/>
           </w:p>
         </w:tc>
       </w:tr>
@@ -1077,7 +1075,29 @@
                 <w:iCs/>
                 <w:color w:val="auto"/>
               </w:rPr>
-              <w:t xml:space="preserve">La observación directa se realiza por medio de redes sociales, páginas de internet. </w:t>
+              <w:t>La observación directa se real</w:t>
+            </w:r>
+            <w:r>
+              <w:rPr>
+                <w:rFonts w:ascii="Calibri" w:eastAsia="Calibri" w:hAnsi="Calibri" w:cs="Calibri"/>
+                <w:b/>
+                <w:bCs/>
+                <w:iCs/>
+                <w:color w:val="auto"/>
+              </w:rPr>
+              <w:t>iza por medio de redes sociales y</w:t>
+            </w:r>
+            <w:bookmarkStart w:id="0" w:name="_GoBack"/>
+            <w:bookmarkEnd w:id="0"/>
+            <w:r>
+              <w:rPr>
+                <w:rFonts w:ascii="Calibri" w:eastAsia="Calibri" w:hAnsi="Calibri" w:cs="Calibri"/>
+                <w:b/>
+                <w:bCs/>
+                <w:iCs/>
+                <w:color w:val="auto"/>
+              </w:rPr>
+              <w:t xml:space="preserve"> páginas de internet. </w:t>
             </w:r>
           </w:p>
         </w:tc>
@@ -6205,8 +6225,8 @@
 </file>
 
 <file path=customXml/item1.xml><?xml version="1.0" encoding="utf-8"?>
-<ct:contentTypeSchema xmlns:ct="http://schemas.microsoft.com/office/2006/metadata/contentType" xmlns:ma="http://schemas.microsoft.com/office/2006/metadata/properties/metaAttributes" ct:_="" ma:_="" ma:contentTypeName="Documento" ma:contentTypeID="0x0101005D7421CBAB376F47AC1876466873BE0C" ma:contentTypeVersion="11" ma:contentTypeDescription="Crear nuevo documento." ma:contentTypeScope="" ma:versionID="2b4f891a1a5ad88e3e621500c8553ae4">
-  <xsd:schema xmlns:xsd="http://www.w3.org/2001/XMLSchema" xmlns:xs="http://www.w3.org/2001/XMLSchema" xmlns:p="http://schemas.microsoft.com/office/2006/metadata/properties" xmlns:ns2="55abea07-cd72-4a95-add0-1082a24cf9e9" xmlns:ns3="285d351f-f218-493a-825f-85a9dfbde315" targetNamespace="http://schemas.microsoft.com/office/2006/metadata/properties" ma:root="true" ma:fieldsID="4883b2e7c543eac85f1b7e21127c6f20" ns2:_="" ns3:_="">
+<ct:contentTypeSchema xmlns:ct="http://schemas.microsoft.com/office/2006/metadata/contentType" xmlns:ma="http://schemas.microsoft.com/office/2006/metadata/properties/metaAttributes" ct:_="" ma:_="" ma:contentTypeName="Documento" ma:contentTypeID="0x0101005D7421CBAB376F47AC1876466873BE0C" ma:contentTypeVersion="11" ma:contentTypeDescription="Crear nuevo documento." ma:contentTypeScope="" ma:versionID="c355e60b4cde5dbb71daba652f90dcaf">
+  <xsd:schema xmlns:xsd="http://www.w3.org/2001/XMLSchema" xmlns:xs="http://www.w3.org/2001/XMLSchema" xmlns:p="http://schemas.microsoft.com/office/2006/metadata/properties" xmlns:ns2="55abea07-cd72-4a95-add0-1082a24cf9e9" xmlns:ns3="285d351f-f218-493a-825f-85a9dfbde315" targetNamespace="http://schemas.microsoft.com/office/2006/metadata/properties" ma:root="true" ma:fieldsID="af45bf235921137d7bf462656222ea5a" ns2:_="" ns3:_="">
     <xsd:import namespace="55abea07-cd72-4a95-add0-1082a24cf9e9"/>
     <xsd:import namespace="285d351f-f218-493a-825f-85a9dfbde315"/>
     <xsd:element name="properties">
@@ -6400,15 +6420,6 @@
 </file>
 
 <file path=customXml/item2.xml><?xml version="1.0" encoding="utf-8"?>
-<?mso-contentType ?>
-<FormTemplates xmlns="http://schemas.microsoft.com/sharepoint/v3/contenttype/forms">
-  <Display>DocumentLibraryForm</Display>
-  <Edit>DocumentLibraryForm</Edit>
-  <New>DocumentLibraryForm</New>
-</FormTemplates>
-</file>
-
-<file path=customXml/item3.xml><?xml version="1.0" encoding="utf-8"?>
 <p:properties xmlns:p="http://schemas.microsoft.com/office/2006/metadata/properties" xmlns:xsi="http://www.w3.org/2001/XMLSchema-instance" xmlns:pc="http://schemas.microsoft.com/office/infopath/2007/PartnerControls">
   <documentManagement>
     <TaxCatchAll xmlns="285d351f-f218-493a-825f-85a9dfbde315" xsi:nil="true"/>
@@ -6419,19 +6430,20 @@
 </p:properties>
 </file>
 
+<file path=customXml/item3.xml><?xml version="1.0" encoding="utf-8"?>
+<?mso-contentType ?>
+<FormTemplates xmlns="http://schemas.microsoft.com/sharepoint/v3/contenttype/forms">
+  <Display>DocumentLibraryForm</Display>
+  <Edit>DocumentLibraryForm</Edit>
+  <New>DocumentLibraryForm</New>
+</FormTemplates>
+</file>
+
 <file path=customXml/itemProps1.xml><?xml version="1.0" encoding="utf-8"?>
-<ds:datastoreItem xmlns:ds="http://schemas.openxmlformats.org/officeDocument/2006/customXml" ds:itemID="{C57BC998-F243-4CDE-8DB3-AC33274D8241}"/>
+<ds:datastoreItem xmlns:ds="http://schemas.openxmlformats.org/officeDocument/2006/customXml" ds:itemID="{79805C3C-0164-4118-ACD0-691DB8A85FD9}"/>
 </file>
 
 <file path=customXml/itemProps2.xml><?xml version="1.0" encoding="utf-8"?>
-<ds:datastoreItem xmlns:ds="http://schemas.openxmlformats.org/officeDocument/2006/customXml" ds:itemID="{D91356B1-0FB8-448B-A74D-2FF735E0C29A}">
-  <ds:schemaRefs>
-    <ds:schemaRef ds:uri="http://schemas.microsoft.com/sharepoint/v3/contenttype/forms"/>
-  </ds:schemaRefs>
-</ds:datastoreItem>
-</file>
-
-<file path=customXml/itemProps3.xml><?xml version="1.0" encoding="utf-8"?>
 <ds:datastoreItem xmlns:ds="http://schemas.openxmlformats.org/officeDocument/2006/customXml" ds:itemID="{29AB67F1-8FF3-4B7A-94A8-FAC388E5205B}">
   <ds:schemaRefs>
     <ds:schemaRef ds:uri="http://schemas.microsoft.com/office/2006/metadata/properties"/>
@@ -6440,4 +6452,12 @@
     <ds:schemaRef ds:uri="43a3ca16-9c26-4813-b83f-4aec9927b43f"/>
   </ds:schemaRefs>
 </ds:datastoreItem>
+</file>
+
+<file path=customXml/itemProps3.xml><?xml version="1.0" encoding="utf-8"?>
+<ds:datastoreItem xmlns:ds="http://schemas.openxmlformats.org/officeDocument/2006/customXml" ds:itemID="{D91356B1-0FB8-448B-A74D-2FF735E0C29A}">
+  <ds:schemaRefs>
+    <ds:schemaRef ds:uri="http://schemas.microsoft.com/sharepoint/v3/contenttype/forms"/>
+  </ds:schemaRefs>
+</ds:datastoreItem>
 </file>